--- a/research/V2-Outline-and-Material-Coverage.docx
+++ b/research/V2-Outline-and-Material-Coverage.docx
@@ -13,7 +13,7 @@
     <w:p>
       <w:pPr/>
       <w:r>
-        <w:t>状态：依据用户对第一版“过于简略”的反馈形成修订方案；第一版PPT保持原样，本轮先汇总工作内容与展示安排，不把建议写成已完成的第二版页面。</w:t>
+        <w:t>状态更新：已依据本报告制作20页第二版，见 presentation/v2。以下保留修订前的规划与材料复核；实际第二版覆盖情况以 presentation/v2/Changes-and-Coverage.md 为准。第一页已按后续要求改成标题主导封面。</w:t>
       </w:r>
     </w:p>
     <w:p>
@@ -167,7 +167,7 @@
           </w:tcPr>
           <w:p>
             <w:r>
-              <w:t>团队与项目 / Team and Project</w:t>
+              <w:t>项目封面 / VineWeave Canopy</w:t>
             </w:r>
           </w:p>
         </w:tc>
@@ -177,7 +177,7 @@
           </w:tcPr>
           <w:p>
             <w:r>
-              <w:t>五位成员分工按用户截图；点明VineWeave与课程任务</w:t>
+              <w:t>主标题与项目说明为核心，模型辅助；五位成员核心职责按截图简写为底部信息带</w:t>
             </w:r>
           </w:p>
         </w:tc>
@@ -187,7 +187,7 @@
           </w:tcPr>
           <w:p>
             <w:r>
-              <w:t>简洁成员表；不逐字朗读</w:t>
+              <w:t>标题主导；分工占约15%—20%，不再用大表格</w:t>
             </w:r>
           </w:p>
         </w:tc>
@@ -2633,6 +2633,20 @@
         <w:t>先确认修订大纲与材料覆盖是否符合实际团队工作，再据此制作第二版。植物时间页可以先完成结构，真实投用月数待物种、场地、苗木与可靠生长依据补齐后绘制。不能为了让工作显得完整而填补未做的实验或虚构生长预测。</w:t>
       </w:r>
     </w:p>
+    <w:p>
+      <w:pPr>
+        <w:pStyle w:val="Heading1"/>
+      </w:pPr>
+      <w:r>
+        <w:t>封面最新要求</w:t>
+      </w:r>
+    </w:p>
+    <w:p>
+      <w:pPr/>
+      <w:r>
+        <w:t>用户明确要求第一页突出PPT标题，分工缩小且不能喧宾夺主。正式封面以VineWeave Canopy和项目副标题为主体；底部保留五人姓名及核心职责，不再放完整分工表。完整分工留策划文档/备注。该要求优先于本文早期“第一页分工表”的记录。</w:t>
+      </w:r>
+    </w:p>
     <w:sectPr>
       <w:pgSz w:w="12240" w:h="15840"/>
       <w:pgMar w:top="1440" w:right="1800" w:bottom="1440" w:left="1800" w:header="720" w:footer="720" w:gutter="0"/>
